--- a/images/dataenginering.docx
+++ b/images/dataenginering.docx
@@ -10,15 +10,15 @@
         <mc:AlternateContent>
           <mc:Choice Requires="wpg">
             <w:drawing>
-              <wp:anchor distT="0" distB="0" distL="114300" distR="114300" simplePos="0" relativeHeight="251663360" behindDoc="0" locked="0" layoutInCell="1" allowOverlap="1" wp14:anchorId="5539F690" wp14:editId="6D6D5A87">
+              <wp:anchor distT="0" distB="0" distL="114300" distR="114300" simplePos="0" relativeHeight="251663360" behindDoc="0" locked="0" layoutInCell="1" allowOverlap="1" wp14:anchorId="5539F690" wp14:editId="3F0A21F9">
                 <wp:simplePos x="0" y="0"/>
                 <wp:positionH relativeFrom="column">
-                  <wp:posOffset>1493520</wp:posOffset>
+                  <wp:posOffset>2560320</wp:posOffset>
                 </wp:positionH>
                 <wp:positionV relativeFrom="paragraph">
-                  <wp:posOffset>-22860</wp:posOffset>
+                  <wp:posOffset>0</wp:posOffset>
                 </wp:positionV>
-                <wp:extent cx="2788920" cy="3200400"/>
+                <wp:extent cx="2560320" cy="2613660"/>
                 <wp:effectExtent l="0" t="0" r="0" b="0"/>
                 <wp:wrapNone/>
                 <wp:docPr id="10" name="Group 10"/>
@@ -30,7 +30,7 @@
                       <wpg:grpSpPr>
                         <a:xfrm>
                           <a:off x="0" y="0"/>
-                          <a:ext cx="2788920" cy="3200400"/>
+                          <a:ext cx="2560320" cy="2613660"/>
                           <a:chOff x="0" y="0"/>
                           <a:chExt cx="4213860" cy="4268470"/>
                         </a:xfrm>
@@ -254,7 +254,7 @@
           </mc:Choice>
           <mc:Fallback>
             <w:pict>
-              <v:group w14:anchorId="733F4E9B" id="Group 10" o:spid="_x0000_s1026" style="position:absolute;margin-left:117.6pt;margin-top:-1.8pt;width:219.6pt;height:252pt;z-index:251663360;mso-width-relative:margin;mso-height-relative:margin" coordsize="42138,42684" o:gfxdata="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">
+              <v:group w14:anchorId="09ECC952" id="Group 10" o:spid="_x0000_s1026" style="position:absolute;margin-left:201.6pt;margin-top:0;width:201.6pt;height:205.8pt;z-index:251663360;mso-width-relative:margin;mso-height-relative:margin" coordsize="42138,42684" o:gfxdata="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">
                 <v:shapetype id="_x0000_t75" coordsize="21600,21600" o:spt="75" o:preferrelative="t" path="m@4@5l@4@11@9@11@9@5xe" filled="f" stroked="f">
                   <v:stroke joinstyle="miter"/>
                   <v:formulas>
@@ -274,7 +274,7 @@
                   <v:path o:extrusionok="f" gradientshapeok="t" o:connecttype="rect"/>
                   <o:lock v:ext="edit" aspectratio="t"/>
                 </v:shapetype>
-                <v:shape id="Picture 1" o:spid="_x0000_s1027" type="#_x0000_t75" alt="Microsoft SSAS, SSIS &amp; SSRS Consultants" style="position:absolute;top:37109;width:16611;height:5575;visibility:visible;mso-wrap-style:square" o:gfxdata="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">
+                <v:shape id="Picture 1" o:spid="_x0000_s1027" type="#_x0000_t75" alt="Microsoft SSAS, SSIS &amp; SSRS Consultants" style="position:absolute;top:37109;width:16611;height:5575;visibility:visible;mso-wrap-style:square" o:gfxdata="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">
                   <v:imagedata r:id="rId11" o:title="Microsoft SSAS, SSIS &amp; SSRS Consultants" croptop="21670f" cropbottom="21845f"/>
                 </v:shape>
                 <v:shape id="Picture 3" o:spid="_x0000_s1028" type="#_x0000_t75" style="position:absolute;left:18897;top:36652;width:9887;height:5562;visibility:visible;mso-wrap-style:square" o:gfxdata="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">
@@ -283,7 +283,7 @@
                 <v:shape id="Picture 6" o:spid="_x0000_s1029" type="#_x0000_t75" style="position:absolute;left:8610;width:5385;height:6934;visibility:visible;mso-wrap-style:square" o:gfxdata="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">
                   <v:imagedata r:id="rId13" o:title=""/>
                 </v:shape>
-                <v:shape id="Picture 5" o:spid="_x0000_s1030" type="#_x0000_t75" style="position:absolute;left:32080;top:29489;width:8458;height:8458;visibility:visible;mso-wrap-style:square" o:gfxdata="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">
+                <v:shape id="Picture 5" o:spid="_x0000_s1030" type="#_x0000_t75" style="position:absolute;left:32080;top:29489;width:8458;height:8458;visibility:visible;mso-wrap-style:square" o:gfxdata="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">
                   <v:imagedata r:id="rId14" o:title=""/>
                 </v:shape>
                 <v:shape id="Picture 7" o:spid="_x0000_s1031" type="#_x0000_t75" style="position:absolute;left:23241;top:762;width:5715;height:5715;flip:x;visibility:visible;mso-wrap-style:square" o:gfxdata="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">
@@ -302,9 +302,9 @@
           <w:noProof/>
         </w:rPr>
         <w:drawing>
-          <wp:inline distT="0" distB="0" distL="0" distR="0" wp14:anchorId="69503AC6" wp14:editId="4EFEBE80">
-            <wp:extent cx="4037789" cy="2977361"/>
-            <wp:effectExtent l="0" t="0" r="1270" b="0"/>
+          <wp:inline distT="0" distB="0" distL="0" distR="0" wp14:anchorId="69503AC6" wp14:editId="441BE857">
+            <wp:extent cx="3451545" cy="2545080"/>
+            <wp:effectExtent l="0" t="0" r="0" b="7620"/>
             <wp:docPr id="2" name="Picture 2"/>
             <wp:cNvGraphicFramePr>
               <a:graphicFrameLocks xmlns:a="http://schemas.openxmlformats.org/drawingml/2006/main" noChangeAspect="1"/>
@@ -334,7 +334,7 @@
                   <pic:spPr bwMode="auto">
                     <a:xfrm>
                       <a:off x="0" y="0"/>
-                      <a:ext cx="4063826" cy="2996560"/>
+                      <a:ext cx="3486464" cy="2570829"/>
                     </a:xfrm>
                     <a:prstGeom prst="rect">
                       <a:avLst/>

--- a/images/dataenginering.docx
+++ b/images/dataenginering.docx
@@ -10,15 +10,15 @@
         <mc:AlternateContent>
           <mc:Choice Requires="wpg">
             <w:drawing>
-              <wp:anchor distT="0" distB="0" distL="114300" distR="114300" simplePos="0" relativeHeight="251663360" behindDoc="0" locked="0" layoutInCell="1" allowOverlap="1" wp14:anchorId="5539F690" wp14:editId="3F0A21F9">
+              <wp:anchor distT="0" distB="0" distL="114300" distR="114300" simplePos="0" relativeHeight="251663360" behindDoc="0" locked="0" layoutInCell="1" allowOverlap="1" wp14:anchorId="5539F690" wp14:editId="2639F083">
                 <wp:simplePos x="0" y="0"/>
                 <wp:positionH relativeFrom="column">
-                  <wp:posOffset>2560320</wp:posOffset>
+                  <wp:posOffset>1371600</wp:posOffset>
                 </wp:positionH>
                 <wp:positionV relativeFrom="paragraph">
-                  <wp:posOffset>0</wp:posOffset>
+                  <wp:posOffset>-76200</wp:posOffset>
                 </wp:positionV>
-                <wp:extent cx="2560320" cy="2613660"/>
+                <wp:extent cx="2552700" cy="2712720"/>
                 <wp:effectExtent l="0" t="0" r="0" b="0"/>
                 <wp:wrapNone/>
                 <wp:docPr id="10" name="Group 10"/>
@@ -30,9 +30,9 @@
                       <wpg:grpSpPr>
                         <a:xfrm>
                           <a:off x="0" y="0"/>
-                          <a:ext cx="2560320" cy="2613660"/>
-                          <a:chOff x="0" y="0"/>
-                          <a:chExt cx="4213860" cy="4268470"/>
+                          <a:ext cx="2552700" cy="2712720"/>
+                          <a:chOff x="0" y="-161779"/>
+                          <a:chExt cx="4201319" cy="4430249"/>
                         </a:xfrm>
                       </wpg:grpSpPr>
                       <pic:pic xmlns:pic="http://schemas.openxmlformats.org/drawingml/2006/picture">
@@ -94,7 +94,7 @@
                         </pic:blipFill>
                         <pic:spPr bwMode="auto">
                           <a:xfrm>
-                            <a:off x="1889760" y="3665220"/>
+                            <a:off x="2065338" y="3615441"/>
                             <a:ext cx="988695" cy="556260"/>
                           </a:xfrm>
                           <a:prstGeom prst="rect">
@@ -128,8 +128,8 @@
                         </pic:blipFill>
                         <pic:spPr bwMode="auto">
                           <a:xfrm>
-                            <a:off x="861060" y="0"/>
-                            <a:ext cx="538480" cy="693420"/>
+                            <a:off x="810896" y="-161779"/>
+                            <a:ext cx="538480" cy="693419"/>
                           </a:xfrm>
                           <a:prstGeom prst="rect">
                             <a:avLst/>
@@ -162,8 +162,8 @@
                         </pic:blipFill>
                         <pic:spPr bwMode="auto">
                           <a:xfrm>
-                            <a:off x="3208020" y="2948940"/>
-                            <a:ext cx="845820" cy="845820"/>
+                            <a:off x="3347469" y="2787161"/>
+                            <a:ext cx="845820" cy="845821"/>
                           </a:xfrm>
                           <a:prstGeom prst="rect">
                             <a:avLst/>
@@ -196,8 +196,8 @@
                         </pic:blipFill>
                         <pic:spPr bwMode="auto">
                           <a:xfrm flipH="1">
-                            <a:off x="2324100" y="76200"/>
-                            <a:ext cx="571500" cy="571500"/>
+                            <a:off x="2248852" y="213090"/>
+                            <a:ext cx="571501" cy="571501"/>
                           </a:xfrm>
                           <a:prstGeom prst="rect">
                             <a:avLst/>
@@ -232,8 +232,8 @@
                         </pic:blipFill>
                         <pic:spPr>
                           <a:xfrm>
-                            <a:off x="3528060" y="518160"/>
-                            <a:ext cx="685800" cy="685800"/>
+                            <a:off x="3515518" y="692384"/>
+                            <a:ext cx="685801" cy="685799"/>
                           </a:xfrm>
                           <a:prstGeom prst="rect">
                             <a:avLst/>
@@ -254,7 +254,7 @@
           </mc:Choice>
           <mc:Fallback>
             <w:pict>
-              <v:group w14:anchorId="09ECC952" id="Group 10" o:spid="_x0000_s1026" style="position:absolute;margin-left:201.6pt;margin-top:0;width:201.6pt;height:205.8pt;z-index:251663360;mso-width-relative:margin;mso-height-relative:margin" coordsize="42138,42684" o:gfxdata="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">
+              <v:group w14:anchorId="5997F31D" id="Group 10" o:spid="_x0000_s1026" style="position:absolute;margin-left:108pt;margin-top:-6pt;width:201pt;height:213.6pt;z-index:251663360;mso-width-relative:margin;mso-height-relative:margin" coordorigin=",-1617" coordsize="42013,44302" o:gfxdata="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">
                 <v:shapetype id="_x0000_t75" coordsize="21600,21600" o:spt="75" o:preferrelative="t" path="m@4@5l@4@11@9@11@9@5xe" filled="f" stroked="f">
                   <v:stroke joinstyle="miter"/>
                   <v:formulas>
@@ -277,19 +277,19 @@
                 <v:shape id="Picture 1" o:spid="_x0000_s1027" type="#_x0000_t75" alt="Microsoft SSAS, SSIS &amp; SSRS Consultants" style="position:absolute;top:37109;width:16611;height:5575;visibility:visible;mso-wrap-style:square" o:gfxdata="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">
                   <v:imagedata r:id="rId11" o:title="Microsoft SSAS, SSIS &amp; SSRS Consultants" croptop="21670f" cropbottom="21845f"/>
                 </v:shape>
-                <v:shape id="Picture 3" o:spid="_x0000_s1028" type="#_x0000_t75" style="position:absolute;left:18897;top:36652;width:9887;height:5562;visibility:visible;mso-wrap-style:square" o:gfxdata="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">
+                <v:shape id="Picture 3" o:spid="_x0000_s1028" type="#_x0000_t75" style="position:absolute;left:20653;top:36154;width:9887;height:5563;visibility:visible;mso-wrap-style:square" o:gfxdata="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">
                   <v:imagedata r:id="rId12" o:title=""/>
                 </v:shape>
-                <v:shape id="Picture 6" o:spid="_x0000_s1029" type="#_x0000_t75" style="position:absolute;left:8610;width:5385;height:6934;visibility:visible;mso-wrap-style:square" o:gfxdata="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">
+                <v:shape id="Picture 6" o:spid="_x0000_s1029" type="#_x0000_t75" style="position:absolute;left:8108;top:-1617;width:5385;height:6933;visibility:visible;mso-wrap-style:square" o:gfxdata="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">
                   <v:imagedata r:id="rId13" o:title=""/>
                 </v:shape>
-                <v:shape id="Picture 5" o:spid="_x0000_s1030" type="#_x0000_t75" style="position:absolute;left:32080;top:29489;width:8458;height:8458;visibility:visible;mso-wrap-style:square" o:gfxdata="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">
+                <v:shape id="Picture 5" o:spid="_x0000_s1030" type="#_x0000_t75" style="position:absolute;left:33474;top:27871;width:8458;height:8458;visibility:visible;mso-wrap-style:square" o:gfxdata="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">
                   <v:imagedata r:id="rId14" o:title=""/>
                 </v:shape>
-                <v:shape id="Picture 7" o:spid="_x0000_s1031" type="#_x0000_t75" style="position:absolute;left:23241;top:762;width:5715;height:5715;flip:x;visibility:visible;mso-wrap-style:square" o:gfxdata="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">
+                <v:shape id="Picture 7" o:spid="_x0000_s1031" type="#_x0000_t75" style="position:absolute;left:22488;top:2130;width:5715;height:5715;flip:x;visibility:visible;mso-wrap-style:square" o:gfxdata="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">
                   <v:imagedata r:id="rId15" o:title=""/>
                 </v:shape>
-                <v:shape id="Graphic 8" o:spid="_x0000_s1032" type="#_x0000_t75" style="position:absolute;left:35280;top:5181;width:6858;height:6858;visibility:visible;mso-wrap-style:square" o:gfxdata="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">
+                <v:shape id="Graphic 8" o:spid="_x0000_s1032" type="#_x0000_t75" style="position:absolute;left:35155;top:6923;width:6858;height:6858;visibility:visible;mso-wrap-style:square" o:gfxdata="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">
                   <v:imagedata r:id="rId16" o:title=""/>
                 </v:shape>
               </v:group>
@@ -351,6 +351,19 @@
         </w:drawing>
       </w:r>
     </w:p>
+    <w:p/>
+    <w:p/>
+    <w:p/>
+    <w:p/>
+    <w:p/>
+    <w:p/>
+    <w:p/>
+    <w:p/>
+    <w:p/>
+    <w:p/>
+    <w:p/>
+    <w:p/>
+    <w:p/>
     <w:p/>
     <w:p/>
     <w:p/>
